--- a/report_template/template_main/HRDComplete_CustomEdition_QDRM_v1.1.0.docx
+++ b/report_template/template_main/HRDComplete_CustomEdition_QDRM_v1.1.0.docx
@@ -448,7 +448,7 @@
                     </wp:anchor>
                   </w:drawing>
                 </mc:Choice>
-                <mc:Fallback xmlns:oel="http://schemas.microsoft.com/office/2019/extlst" xmlns:w16du="http://schemas.microsoft.com/office/word/2023/wordml/word16du">
+                <mc:Fallback xmlns:w16du="http://schemas.microsoft.com/office/word/2023/wordml/word16du" xmlns:oel="http://schemas.microsoft.com/office/2019/extlst">
                   <w:pict>
                     <v:shapetype w14:anchorId="368AB51C" id="_x0000_t202" coordsize="21600,21600" o:spt="202" path="m,l,21600r21600,l21600,xe">
                       <v:stroke joinstyle="miter"/>
@@ -574,7 +574,7 @@
                     </wp:anchor>
                   </w:drawing>
                 </mc:Choice>
-                <mc:Fallback xmlns:oel="http://schemas.microsoft.com/office/2019/extlst" xmlns:w16du="http://schemas.microsoft.com/office/word/2023/wordml/word16du">
+                <mc:Fallback xmlns:w16du="http://schemas.microsoft.com/office/word/2023/wordml/word16du" xmlns:oel="http://schemas.microsoft.com/office/2019/extlst">
                   <w:pict>
                     <v:rect w14:anchorId="751C6744" id="矩形 9" o:spid="_x0000_s1026" style="position:absolute;left:0;text-align:left;margin-left:-92.1pt;margin-top:1.35pt;width:63.85pt;height:66pt;z-index:-251629568;visibility:visible;mso-wrap-style:square;mso-width-percent:0;mso-height-percent:0;mso-wrap-distance-left:9pt;mso-wrap-distance-top:0;mso-wrap-distance-right:9pt;mso-wrap-distance-bottom:0;mso-position-horizontal:absolute;mso-position-horizontal-relative:text;mso-position-vertical:absolute;mso-position-vertical-relative:text;mso-width-percent:0;mso-height-percent:0;mso-width-relative:margin;mso-height-relative:margin;v-text-anchor:middle" o:gfxdata="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" fillcolor="gray [1629]" strokecolor="gray [1629]" strokeweight="1pt"/>
                   </w:pict>
@@ -2452,7 +2452,7 @@
                     </wp:anchor>
                   </w:drawing>
                 </mc:Choice>
-                <mc:Fallback xmlns:oel="http://schemas.microsoft.com/office/2019/extlst" xmlns:w16du="http://schemas.microsoft.com/office/word/2023/wordml/word16du">
+                <mc:Fallback xmlns:w16du="http://schemas.microsoft.com/office/word/2023/wordml/word16du" xmlns:oel="http://schemas.microsoft.com/office/2019/extlst">
                   <w:pict>
                     <v:shapetype w14:anchorId="629FCD17" id="_x0000_t120" coordsize="21600,21600" o:spt="120" path="m10800,qx,10800,10800,21600,21600,10800,10800,xe">
                       <v:path gradientshapeok="t" o:connecttype="custom" o:connectlocs="10800,0;3163,3163;0,10800;3163,18437;10800,21600;18437,18437;21600,10800;18437,3163" textboxrect="3163,3163,18437,18437"/>
@@ -2583,7 +2583,7 @@
                     </wp:anchor>
                   </w:drawing>
                 </mc:Choice>
-                <mc:Fallback xmlns:oel="http://schemas.microsoft.com/office/2019/extlst" xmlns:w16du="http://schemas.microsoft.com/office/word/2023/wordml/word16du">
+                <mc:Fallback xmlns:w16du="http://schemas.microsoft.com/office/word/2023/wordml/word16du" xmlns:oel="http://schemas.microsoft.com/office/2019/extlst">
                   <w:pict>
                     <v:roundrect w14:anchorId="7360CC34" id="矩形: 圆角 69" o:spid="_x0000_s1026" style="position:absolute;left:0;text-align:left;margin-left:-2.75pt;margin-top:3.25pt;width:71.3pt;height:25.3pt;z-index:-251626496;visibility:visible;mso-wrap-style:square;mso-wrap-distance-left:9pt;mso-wrap-distance-top:0;mso-wrap-distance-right:9pt;mso-wrap-distance-bottom:0;mso-position-horizontal:absolute;mso-position-horizontal-relative:margin;mso-position-vertical:absolute;mso-position-vertical-relative:text;v-text-anchor:middle" arcsize="10923f" o:gfxdata="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" fillcolor="#f2f2f2 [3052]" stroked="f" strokeweight="1pt">
                       <v:stroke joinstyle="miter"/>
@@ -4899,7 +4899,25 @@
           <w:sz w:val="16"/>
           <w:szCs w:val="16"/>
         </w:rPr>
-        <w:t>III类-临床意义不明的变异目前尚未发现可能与肿瘤发生发展相关的变异。</w:t>
+        <w:t>III类-临床意义不明</w:t>
+      </w:r>
+      <w:r>
+        <w:rPr>
+          <w:rFonts w:ascii="思源黑体 CN Normal" w:eastAsia="思源黑体 CN Normal" w:hAnsi="思源黑体 CN Normal" w:hint="eastAsia"/>
+          <w:color w:val="000000"/>
+          <w:sz w:val="16"/>
+          <w:szCs w:val="16"/>
+        </w:rPr>
+        <w:t>且</w:t>
+      </w:r>
+      <w:r>
+        <w:rPr>
+          <w:rFonts w:ascii="思源黑体 CN Normal" w:eastAsia="思源黑体 CN Normal" w:hAnsi="思源黑体 CN Normal"/>
+          <w:color w:val="000000"/>
+          <w:sz w:val="16"/>
+          <w:szCs w:val="16"/>
+        </w:rPr>
+        <w:t>目前尚未发现可能与肿瘤发生发展相关的变异。</w:t>
       </w:r>
     </w:p>
     <w:p>
@@ -5142,7 +5160,7 @@
                     </wp:anchor>
                   </w:drawing>
                 </mc:Choice>
-                <mc:Fallback xmlns:oel="http://schemas.microsoft.com/office/2019/extlst" xmlns:w16du="http://schemas.microsoft.com/office/word/2023/wordml/word16du">
+                <mc:Fallback xmlns:w16du="http://schemas.microsoft.com/office/word/2023/wordml/word16du" xmlns:oel="http://schemas.microsoft.com/office/2019/extlst">
                   <w:pict>
                     <v:shape w14:anchorId="196AB246" id="流程图: 接点 2" o:spid="_x0000_s1026" type="#_x0000_t120" style="position:absolute;left:0;text-align:left;margin-left:170.85pt;margin-top:3.25pt;width:24.65pt;height:25.15pt;z-index:-251622400;visibility:visible;mso-wrap-style:square;mso-wrap-distance-left:9pt;mso-wrap-distance-top:0;mso-wrap-distance-right:9pt;mso-wrap-distance-bottom:0;mso-position-horizontal:absolute;mso-position-horizontal-relative:text;mso-position-vertical:absolute;mso-position-vertical-relative:text;v-text-anchor:middle" o:gfxdata="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" fillcolor="#1e7648" stroked="f" strokeweight="1pt">
                       <v:stroke joinstyle="miter"/>
@@ -5270,7 +5288,7 @@
                     </wp:anchor>
                   </w:drawing>
                 </mc:Choice>
-                <mc:Fallback xmlns:oel="http://schemas.microsoft.com/office/2019/extlst" xmlns:w16du="http://schemas.microsoft.com/office/word/2023/wordml/word16du">
+                <mc:Fallback xmlns:w16du="http://schemas.microsoft.com/office/word/2023/wordml/word16du" xmlns:oel="http://schemas.microsoft.com/office/2019/extlst">
                   <w:pict>
                     <v:roundrect w14:anchorId="794CC680" id="矩形: 圆角 3" o:spid="_x0000_s1026" style="position:absolute;left:0;text-align:left;margin-left:-5.4pt;margin-top:3.45pt;width:123pt;height:25.3pt;z-index:-251623424;visibility:visible;mso-wrap-style:square;mso-wrap-distance-left:9pt;mso-wrap-distance-top:0;mso-wrap-distance-right:9pt;mso-wrap-distance-bottom:0;mso-position-horizontal:absolute;mso-position-horizontal-relative:margin;mso-position-vertical:absolute;mso-position-vertical-relative:text;v-text-anchor:middle" arcsize="10923f" o:gfxdata="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" fillcolor="#f2f2f2 [3052]" stroked="f" strokeweight="1pt">
                       <v:stroke joinstyle="miter"/>
@@ -6024,7 +6042,7 @@
                     </wp:anchor>
                   </w:drawing>
                 </mc:Choice>
-                <mc:Fallback xmlns:oel="http://schemas.microsoft.com/office/2019/extlst" xmlns:w16du="http://schemas.microsoft.com/office/word/2023/wordml/word16du">
+                <mc:Fallback xmlns:w16du="http://schemas.microsoft.com/office/word/2023/wordml/word16du" xmlns:oel="http://schemas.microsoft.com/office/2019/extlst">
                   <w:pict>
                     <v:shape w14:anchorId="12032E97" id="流程图: 接点 4" o:spid="_x0000_s1026" type="#_x0000_t120" style="position:absolute;left:0;text-align:left;margin-left:178.35pt;margin-top:3.25pt;width:24.65pt;height:25.15pt;z-index:-251619328;visibility:visible;mso-wrap-style:square;mso-wrap-distance-left:9pt;mso-wrap-distance-top:0;mso-wrap-distance-right:9pt;mso-wrap-distance-bottom:0;mso-position-horizontal:absolute;mso-position-horizontal-relative:text;mso-position-vertical:absolute;mso-position-vertical-relative:text;v-text-anchor:middle" o:gfxdata="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" fillcolor="#1e7648" stroked="f" strokeweight="1pt">
                       <v:stroke joinstyle="miter"/>
@@ -6152,7 +6170,7 @@
                     </wp:anchor>
                   </w:drawing>
                 </mc:Choice>
-                <mc:Fallback xmlns:oel="http://schemas.microsoft.com/office/2019/extlst" xmlns:w16du="http://schemas.microsoft.com/office/word/2023/wordml/word16du">
+                <mc:Fallback xmlns:w16du="http://schemas.microsoft.com/office/word/2023/wordml/word16du" xmlns:oel="http://schemas.microsoft.com/office/2019/extlst">
                   <w:pict>
                     <v:roundrect w14:anchorId="153C0AA2" id="矩形: 圆角 5" o:spid="_x0000_s1026" style="position:absolute;left:0;text-align:left;margin-left:-5.15pt;margin-top:3.2pt;width:109.5pt;height:25.3pt;z-index:-251620352;visibility:visible;mso-wrap-style:square;mso-wrap-distance-left:9pt;mso-wrap-distance-top:0;mso-wrap-distance-right:9pt;mso-wrap-distance-bottom:0;mso-position-horizontal:absolute;mso-position-horizontal-relative:margin;mso-position-vertical:absolute;mso-position-vertical-relative:text;v-text-anchor:middle" arcsize="10923f" o:gfxdata="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" fillcolor="#f2f2f2 [3052]" stroked="f" strokeweight="1pt">
                       <v:stroke joinstyle="miter"/>
@@ -6442,7 +6460,7 @@
                     </wp:anchor>
                   </w:drawing>
                 </mc:Choice>
-                <mc:Fallback xmlns:oel="http://schemas.microsoft.com/office/2019/extlst" xmlns:w16du="http://schemas.microsoft.com/office/word/2023/wordml/word16du">
+                <mc:Fallback xmlns:w16du="http://schemas.microsoft.com/office/word/2023/wordml/word16du" xmlns:oel="http://schemas.microsoft.com/office/2019/extlst">
                   <w:pict>
                     <v:shape w14:anchorId="74EDE914" id="流程图: 接点 6" o:spid="_x0000_s1026" type="#_x0000_t120" style="position:absolute;left:0;text-align:left;margin-left:164.85pt;margin-top:3.25pt;width:24.65pt;height:25.15pt;z-index:-251616256;visibility:visible;mso-wrap-style:square;mso-wrap-distance-left:9pt;mso-wrap-distance-top:0;mso-wrap-distance-right:9pt;mso-wrap-distance-bottom:0;mso-position-horizontal:absolute;mso-position-horizontal-relative:text;mso-position-vertical:absolute;mso-position-vertical-relative:text;v-text-anchor:middle" o:gfxdata="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" fillcolor="#1e7648" stroked="f" strokeweight="1pt">
                       <v:stroke joinstyle="miter"/>
@@ -6570,7 +6588,7 @@
                     </wp:anchor>
                   </w:drawing>
                 </mc:Choice>
-                <mc:Fallback xmlns:oel="http://schemas.microsoft.com/office/2019/extlst" xmlns:w16du="http://schemas.microsoft.com/office/word/2023/wordml/word16du">
+                <mc:Fallback xmlns:w16du="http://schemas.microsoft.com/office/word/2023/wordml/word16du" xmlns:oel="http://schemas.microsoft.com/office/2019/extlst">
                   <w:pict>
                     <v:roundrect w14:anchorId="3C4A8FD1" id="矩形: 圆角 7" o:spid="_x0000_s1026" style="position:absolute;left:0;text-align:left;margin-left:-5.15pt;margin-top:3.2pt;width:138.75pt;height:25.3pt;z-index:-251617280;visibility:visible;mso-wrap-style:square;mso-wrap-distance-left:9pt;mso-wrap-distance-top:0;mso-wrap-distance-right:9pt;mso-wrap-distance-bottom:0;mso-position-horizontal:absolute;mso-position-horizontal-relative:margin;mso-position-vertical:absolute;mso-position-vertical-relative:text;v-text-anchor:middle" arcsize="10923f" o:gfxdata="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" fillcolor="#f2f2f2 [3052]" stroked="f" strokeweight="1pt">
                       <v:stroke joinstyle="miter"/>
@@ -6859,7 +6877,7 @@
                     </wp:anchor>
                   </w:drawing>
                 </mc:Choice>
-                <mc:Fallback xmlns:oel="http://schemas.microsoft.com/office/2019/extlst" xmlns:w16du="http://schemas.microsoft.com/office/word/2023/wordml/word16du">
+                <mc:Fallback xmlns:w16du="http://schemas.microsoft.com/office/word/2023/wordml/word16du" xmlns:oel="http://schemas.microsoft.com/office/2019/extlst">
                   <w:pict>
                     <v:shape w14:anchorId="6CB2460A" id="流程图: 接点 10" o:spid="_x0000_s1026" type="#_x0000_t120" style="position:absolute;left:0;text-align:left;margin-left:199.35pt;margin-top:3.25pt;width:24.65pt;height:25.15pt;z-index:-251613184;visibility:visible;mso-wrap-style:square;mso-wrap-distance-left:9pt;mso-wrap-distance-top:0;mso-wrap-distance-right:9pt;mso-wrap-distance-bottom:0;mso-position-horizontal:absolute;mso-position-horizontal-relative:text;mso-position-vertical:absolute;mso-position-vertical-relative:text;v-text-anchor:middle" o:gfxdata="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" fillcolor="#1e7648" stroked="f" strokeweight="1pt">
                       <v:stroke joinstyle="miter"/>
@@ -6998,7 +7016,7 @@
                     </wp:anchor>
                   </w:drawing>
                 </mc:Choice>
-                <mc:Fallback xmlns:oel="http://schemas.microsoft.com/office/2019/extlst" xmlns:w16du="http://schemas.microsoft.com/office/word/2023/wordml/word16du">
+                <mc:Fallback xmlns:w16du="http://schemas.microsoft.com/office/word/2023/wordml/word16du" xmlns:oel="http://schemas.microsoft.com/office/2019/extlst">
                   <w:pict>
                     <v:roundrect w14:anchorId="186922B0" id="矩形: 圆角 12" o:spid="_x0000_s1026" style="position:absolute;left:0;text-align:left;margin-left:-5.7pt;margin-top:3.25pt;width:71.3pt;height:25.3pt;z-index:-251614208;visibility:visible;mso-wrap-style:square;mso-wrap-distance-left:9pt;mso-wrap-distance-top:0;mso-wrap-distance-right:9pt;mso-wrap-distance-bottom:0;mso-position-horizontal:absolute;mso-position-horizontal-relative:margin;mso-position-vertical:absolute;mso-position-vertical-relative:text;v-text-anchor:middle" arcsize="10923f" o:gfxdata="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" fillcolor="#f2f2f2 [3052]" stroked="f" strokeweight="1pt">
                       <v:stroke joinstyle="miter"/>
@@ -10997,7 +11015,7 @@
                     </wp:anchor>
                   </w:drawing>
                 </mc:Choice>
-                <mc:Fallback xmlns:oel="http://schemas.microsoft.com/office/2019/extlst" xmlns:w16du="http://schemas.microsoft.com/office/word/2023/wordml/word16du">
+                <mc:Fallback xmlns:w16du="http://schemas.microsoft.com/office/word/2023/wordml/word16du" xmlns:oel="http://schemas.microsoft.com/office/2019/extlst">
                   <w:pict>
                     <v:shape w14:anchorId="40439BBB" id="流程图: 接点 10" o:spid="_x0000_s1026" type="#_x0000_t120" style="position:absolute;left:0;text-align:left;margin-left:200.1pt;margin-top:3.25pt;width:24.65pt;height:25.15pt;z-index:-251610112;visibility:visible;mso-wrap-style:square;mso-wrap-distance-left:9pt;mso-wrap-distance-top:0;mso-wrap-distance-right:9pt;mso-wrap-distance-bottom:0;mso-position-horizontal:absolute;mso-position-horizontal-relative:text;mso-position-vertical:absolute;mso-position-vertical-relative:text;v-text-anchor:middle" o:gfxdata="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" fillcolor="#1e7648" stroked="f" strokeweight="1pt">
                       <v:stroke joinstyle="miter"/>
@@ -11136,7 +11154,7 @@
                     </wp:anchor>
                   </w:drawing>
                 </mc:Choice>
-                <mc:Fallback xmlns:oel="http://schemas.microsoft.com/office/2019/extlst" xmlns:w16du="http://schemas.microsoft.com/office/word/2023/wordml/word16du">
+                <mc:Fallback xmlns:w16du="http://schemas.microsoft.com/office/word/2023/wordml/word16du" xmlns:oel="http://schemas.microsoft.com/office/2019/extlst">
                   <w:pict>
                     <v:roundrect w14:anchorId="39B5E81C" id="矩形: 圆角 12" o:spid="_x0000_s1026" style="position:absolute;left:0;text-align:left;margin-left:-5.7pt;margin-top:3.25pt;width:71.3pt;height:25.3pt;z-index:-251611136;visibility:visible;mso-wrap-style:square;mso-wrap-distance-left:9pt;mso-wrap-distance-top:0;mso-wrap-distance-right:9pt;mso-wrap-distance-bottom:0;mso-position-horizontal:absolute;mso-position-horizontal-relative:margin;mso-position-vertical:absolute;mso-position-vertical-relative:text;v-text-anchor:middle" arcsize="10923f" o:gfxdata="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" fillcolor="#f2f2f2 [3052]" stroked="f" strokeweight="1pt">
                       <v:stroke joinstyle="miter"/>
@@ -11406,7 +11424,7 @@
                     </wp:anchor>
                   </w:drawing>
                 </mc:Choice>
-                <mc:Fallback xmlns:oel="http://schemas.microsoft.com/office/2019/extlst" xmlns:w16du="http://schemas.microsoft.com/office/word/2023/wordml/word16du">
+                <mc:Fallback xmlns:w16du="http://schemas.microsoft.com/office/word/2023/wordml/word16du" xmlns:oel="http://schemas.microsoft.com/office/2019/extlst">
                   <w:pict>
                     <v:shape w14:anchorId="31ADFB9A" id="流程图: 接点 10" o:spid="_x0000_s1026" type="#_x0000_t120" style="position:absolute;left:0;text-align:left;margin-left:199.35pt;margin-top:3.25pt;width:24.65pt;height:25.15pt;z-index:-251607040;visibility:visible;mso-wrap-style:square;mso-wrap-distance-left:9pt;mso-wrap-distance-top:0;mso-wrap-distance-right:9pt;mso-wrap-distance-bottom:0;mso-position-horizontal:absolute;mso-position-horizontal-relative:text;mso-position-vertical:absolute;mso-position-vertical-relative:text;v-text-anchor:middle" o:gfxdata="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" fillcolor="#1e7648" stroked="f" strokeweight="1pt">
                       <v:stroke joinstyle="miter"/>
@@ -11545,7 +11563,7 @@
                     </wp:anchor>
                   </w:drawing>
                 </mc:Choice>
-                <mc:Fallback xmlns:oel="http://schemas.microsoft.com/office/2019/extlst" xmlns:w16du="http://schemas.microsoft.com/office/word/2023/wordml/word16du">
+                <mc:Fallback xmlns:w16du="http://schemas.microsoft.com/office/word/2023/wordml/word16du" xmlns:oel="http://schemas.microsoft.com/office/2019/extlst">
                   <w:pict>
                     <v:roundrect w14:anchorId="72C2D126" id="矩形: 圆角 12" o:spid="_x0000_s1026" style="position:absolute;left:0;text-align:left;margin-left:-5.7pt;margin-top:3.25pt;width:71.3pt;height:25.3pt;z-index:-251608064;visibility:visible;mso-wrap-style:square;mso-wrap-distance-left:9pt;mso-wrap-distance-top:0;mso-wrap-distance-right:9pt;mso-wrap-distance-bottom:0;mso-position-horizontal:absolute;mso-position-horizontal-relative:margin;mso-position-vertical:absolute;mso-position-vertical-relative:text;v-text-anchor:middle" arcsize="10923f" o:gfxdata="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" fillcolor="#f2f2f2 [3052]" stroked="f" strokeweight="1pt">
                       <v:stroke joinstyle="miter"/>
@@ -12038,7 +12056,7 @@
                     </wp:anchor>
                   </w:drawing>
                 </mc:Choice>
-                <mc:Fallback xmlns:oel="http://schemas.microsoft.com/office/2019/extlst" xmlns:w16du="http://schemas.microsoft.com/office/word/2023/wordml/word16du">
+                <mc:Fallback xmlns:w16du="http://schemas.microsoft.com/office/word/2023/wordml/word16du" xmlns:oel="http://schemas.microsoft.com/office/2019/extlst">
                   <w:pict>
                     <v:shape w14:anchorId="5C229607" id="流程图: 接点 26" o:spid="_x0000_s1026" type="#_x0000_t120" style="position:absolute;left:0;text-align:left;margin-left:200.1pt;margin-top:3.25pt;width:24.65pt;height:25.15pt;z-index:-251603968;visibility:visible;mso-wrap-style:square;mso-wrap-distance-left:9pt;mso-wrap-distance-top:0;mso-wrap-distance-right:9pt;mso-wrap-distance-bottom:0;mso-position-horizontal:absolute;mso-position-horizontal-relative:text;mso-position-vertical:absolute;mso-position-vertical-relative:text;v-text-anchor:middle" o:gfxdata="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" fillcolor="#1e7648" stroked="f" strokeweight="1pt">
                       <v:stroke joinstyle="miter"/>
@@ -12199,7 +12217,7 @@
                     </wp:anchor>
                   </w:drawing>
                 </mc:Choice>
-                <mc:Fallback xmlns:oel="http://schemas.microsoft.com/office/2019/extlst" xmlns:w16du="http://schemas.microsoft.com/office/word/2023/wordml/word16du">
+                <mc:Fallback xmlns:w16du="http://schemas.microsoft.com/office/word/2023/wordml/word16du" xmlns:oel="http://schemas.microsoft.com/office/2019/extlst">
                   <w:pict>
                     <v:roundrect w14:anchorId="4994F3E5" id="矩形: 圆角 27" o:spid="_x0000_s1026" style="position:absolute;left:0;text-align:left;margin-left:-5.7pt;margin-top:3.25pt;width:71.3pt;height:25.3pt;z-index:-251604992;visibility:visible;mso-wrap-style:square;mso-wrap-distance-left:9pt;mso-wrap-distance-top:0;mso-wrap-distance-right:9pt;mso-wrap-distance-bottom:0;mso-position-horizontal:absolute;mso-position-horizontal-relative:margin;mso-position-vertical:absolute;mso-position-vertical-relative:text;v-text-anchor:middle" arcsize="10923f" o:gfxdata="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" fillcolor="#f2f2f2 [3052]" stroked="f" strokeweight="1pt">
                       <v:stroke joinstyle="miter"/>
